--- a/Pharmacology I Exam 1/pharm-exam-1-contraindications.docx
+++ b/Pharmacology I Exam 1/pharm-exam-1-contraindications.docx
@@ -1320,7 +1320,7 @@
                 <w:i w:val="0"/>
                 <w:sz w:val="18"/>
               </w:rPr>
-              <w:t xml:space="preserve"> Blood dyscrasias — thrombocytopenia, agranulocytosis, megaloblastic anaemia. Hepatotoxicity and hyperbilirubinaemia.</w:t>
+              <w:t xml:space="preserve"> Blood dyscrasias — thrombocytopenia, agranulocytosis, megaloblastic anemia. Hepatotoxicity and hyperbilirubinemia.</w:t>
             </w:r>
           </w:p>
         </w:tc>
@@ -2310,7 +2310,7 @@
                 <w:i w:val="0"/>
                 <w:sz w:val="18"/>
               </w:rPr>
-              <w:t xml:space="preserve">; the body must synthesise new receptors, taking </w:t>
+              <w:t xml:space="preserve">; the body must synthesize new receptors, taking </w:t>
             </w:r>
             <w:r>
               <w:rPr>
@@ -3443,7 +3443,7 @@
                 <w:i w:val="0"/>
                 <w:sz w:val="18"/>
               </w:rPr>
-              <w:t xml:space="preserve"> Enrolment in </w:t>
+              <w:t xml:space="preserve"> Enrollment in </w:t>
             </w:r>
             <w:r>
               <w:rPr>
@@ -3672,7 +3672,7 @@
           <w:rFonts w:ascii="Georgia" w:hAnsi="Georgia"/>
           <w:color w:val="6B3524"/>
         </w:rPr>
-        <w:t>Age-specific warnings the numbers to memorise</w:t>
+        <w:t>Age-specific warnings the numbers to memorize</w:t>
       </w:r>
     </w:p>
     <w:tbl>
@@ -3768,7 +3768,7 @@
                 <w:b w:val="0"/>
                 <w:i w:val="0"/>
               </w:rPr>
-              <w:t xml:space="preserve"> (fluoroquinolones — tendon). If a stem gives you a child’s age, it is usually testing one of those three. The last row is not an age limit but a paediatric-only consequence: topical steroids can retard growth.</w:t>
+              <w:t xml:space="preserve"> (fluoroquinolones — tendon). If a stem gives you a child’s age, it is usually testing one of those three. The last row is not an age limit but a pediatric-only consequence: topical steroids can retard growth.</w:t>
             </w:r>
           </w:p>
         </w:tc>
@@ -4425,7 +4425,7 @@
                 <w:i w:val="0"/>
                 <w:sz w:val="18"/>
               </w:rPr>
-              <w:t>adrenal suppression, infections, hyperglycaemia, glaucoma, cataracts, and growth retardation in children</w:t>
+              <w:t>adrenal suppression, infections, hyperglycemia, glaucoma, cataracts, and growth retardation in children</w:t>
             </w:r>
             <w:r>
               <w:rPr>
@@ -5023,7 +5023,7 @@
                 <w:i w:val="0"/>
                 <w:sz w:val="18"/>
               </w:rPr>
-              <w:t xml:space="preserve">, rash and diarrhoea. Dosing is adjusted for </w:t>
+              <w:t xml:space="preserve">, rash and diarrhea. Dosing is adjusted for </w:t>
             </w:r>
             <w:r>
               <w:rPr>
@@ -5545,7 +5545,7 @@
                 <w:i w:val="0"/>
                 <w:sz w:val="18"/>
               </w:rPr>
-              <w:t xml:space="preserve">The exception worth memorising: </w:t>
+              <w:t xml:space="preserve">The exception worth memorizing: </w:t>
             </w:r>
             <w:r>
               <w:rPr>
@@ -8233,7 +8233,7 @@
                 <w:i w:val="0"/>
                 <w:sz w:val="18"/>
               </w:rPr>
-              <w:t xml:space="preserve"> Blood dyscrasias — thrombocytopenia, agranulocytosis, megaloblastic anaemia. Hepatotoxicity and hyperbilirubinaemia.</w:t>
+              <w:t xml:space="preserve"> Blood dyscrasias — thrombocytopenia, agranulocytosis, megaloblastic anemia. Hepatotoxicity and hyperbilirubinemia.</w:t>
             </w:r>
           </w:p>
         </w:tc>
@@ -8363,7 +8363,7 @@
                 <w:i w:val="0"/>
                 <w:sz w:val="18"/>
               </w:rPr>
-              <w:t>hypoglycaemia with sulfonylureas</w:t>
+              <w:t>hypoglycemia with sulfonylureas</w:t>
             </w:r>
             <w:r>
               <w:rPr>
@@ -8379,7 +8379,7 @@
                 <w:i w:val="0"/>
                 <w:sz w:val="18"/>
               </w:rPr>
-              <w:t>significantly increases INR (international normalised ratio) with warfarin</w:t>
+              <w:t>significantly increases INR (international normalized ratio) with warfarin</w:t>
             </w:r>
             <w:r>
               <w:rPr>
@@ -8943,7 +8943,7 @@
                 <w:i w:val="0"/>
                 <w:sz w:val="18"/>
               </w:rPr>
-              <w:t>tachycardia, headache, insomnia, hypokalaemia, hypomagnesaemia and blood dyscrasias</w:t>
+              <w:t>tachycardia, headache, insomnia, hypokalemia, hypomagnesemia and blood dyscrasias</w:t>
             </w:r>
             <w:r>
               <w:rPr>
@@ -9067,7 +9067,7 @@
                 <w:i w:val="0"/>
                 <w:sz w:val="18"/>
               </w:rPr>
-              <w:t xml:space="preserve"> from interleukin-1 and tumour necrosis factor — </w:t>
+              <w:t xml:space="preserve"> from interleukin-1 and tumor necrosis factor — </w:t>
             </w:r>
             <w:r>
               <w:rPr>
@@ -9207,15 +9207,15 @@
                 <w:i w:val="0"/>
                 <w:sz w:val="18"/>
               </w:rPr>
-              <w:t>Electrolyte abnormalities — hypokalaemia and hypomagnesaemia</w:t>
-            </w:r>
-            <w:r>
-              <w:rPr>
-                <w:b w:val="0"/>
-                <w:i w:val="0"/>
-                <w:sz w:val="18"/>
-              </w:rPr>
-              <w:t xml:space="preserve">, hypotension, uraemia in 80% with decreased filtration, and </w:t>
+              <w:t>Electrolyte abnormalities — hypokalemia and hypomagnesemia</w:t>
+            </w:r>
+            <w:r>
+              <w:rPr>
+                <w:b w:val="0"/>
+                <w:i w:val="0"/>
+                <w:sz w:val="18"/>
+              </w:rPr>
+              <w:t xml:space="preserve">, hypotension, uremia in 80% with decreased filtration, and </w:t>
             </w:r>
             <w:r>
               <w:rPr>
@@ -9799,7 +9799,7 @@
                 <w:i w:val="0"/>
                 <w:sz w:val="18"/>
               </w:rPr>
-              <w:t>, fever, diarrhoea, hypokalaemia, hypomagnesaemia and thrombocytopenia.</w:t>
+              <w:t>, fever, diarrhea, hypokalemia, hypomagnesemia and thrombocytopenia.</w:t>
             </w:r>
           </w:p>
         </w:tc>
@@ -11427,7 +11427,7 @@
                 <w:i w:val="0"/>
                 <w:sz w:val="18"/>
               </w:rPr>
-              <w:t xml:space="preserve"> Enrolment in </w:t>
+              <w:t xml:space="preserve"> Enrollment in </w:t>
             </w:r>
             <w:r>
               <w:rPr>
@@ -11753,7 +11753,7 @@
                 <w:i w:val="0"/>
                 <w:sz w:val="18"/>
               </w:rPr>
-              <w:t>adrenal suppression, infections, hyperglycaemia, glaucoma, cataracts, and growth retardation in children</w:t>
+              <w:t>adrenal suppression, infections, hyperglycemia, glaucoma, cataracts, and growth retardation in children</w:t>
             </w:r>
             <w:r>
               <w:rPr>
@@ -12789,7 +12789,7 @@
                 <w:i w:val="0"/>
                 <w:sz w:val="18"/>
               </w:rPr>
-              <w:t xml:space="preserve">, decreased blood pressure, salivation, sweating, flushing, nausea, abdominal pain and diarrhoea — which is why these are a problem in </w:t>
+              <w:t xml:space="preserve">, decreased blood pressure, salivation, sweating, flushing, nausea, abdominal pain and diarrhea — which is why these are a problem in </w:t>
             </w:r>
             <w:r>
               <w:rPr>
@@ -12935,7 +12935,7 @@
                 <w:i w:val="0"/>
                 <w:sz w:val="18"/>
               </w:rPr>
-              <w:t>salivation, flushing, decreased blood pressure, nausea, abdominal pain, diarrhoea and bronchospasm</w:t>
+              <w:t>salivation, flushing, decreased blood pressure, nausea, abdominal pain, diarrhea and bronchospasm</w:t>
             </w:r>
             <w:r>
               <w:rPr>
@@ -13981,7 +13981,7 @@
                 <w:i w:val="0"/>
                 <w:sz w:val="18"/>
               </w:rPr>
-              <w:t>Hyperkalaemia</w:t>
+              <w:t>Hyperkalemia</w:t>
             </w:r>
             <w:r>
               <w:rPr>
@@ -13997,7 +13997,7 @@
                 <w:i w:val="0"/>
                 <w:sz w:val="18"/>
               </w:rPr>
-              <w:t>prolonged paralysis (apnoea)</w:t>
+              <w:t>prolonged paralysis (apnea)</w:t>
             </w:r>
             <w:r>
               <w:rPr>
@@ -14581,7 +14581,7 @@
                 <w:i w:val="0"/>
                 <w:sz w:val="18"/>
               </w:rPr>
-              <w:t>cerebral haemorrhage from the rise in blood pressure</w:t>
+              <w:t>cerebral hemorrhage from the rise in blood pressure</w:t>
             </w:r>
             <w:r>
               <w:rPr>
@@ -14605,7 +14605,7 @@
                 <w:i w:val="0"/>
                 <w:sz w:val="18"/>
               </w:rPr>
-              <w:t>; and pulmonary oedema.</w:t>
+              <w:t>; and pulmonary edema.</w:t>
             </w:r>
           </w:p>
         </w:tc>
@@ -15261,7 +15261,7 @@
                 <w:i w:val="0"/>
                 <w:sz w:val="18"/>
               </w:rPr>
-              <w:t xml:space="preserve">; the body must synthesise new receptors, taking </w:t>
+              <w:t xml:space="preserve">; the body must synthesize new receptors, taking </w:t>
             </w:r>
             <w:r>
               <w:rPr>
@@ -15545,7 +15545,7 @@
                 <w:i w:val="0"/>
                 <w:sz w:val="18"/>
               </w:rPr>
-              <w:t>Attenuates the normal physiologic response to hypoglycaemia</w:t>
+              <w:t>Attenuates the normal physiologic response to hypoglycemia</w:t>
             </w:r>
             <w:r>
               <w:rPr>
@@ -15561,7 +15561,7 @@
                 <w:i w:val="0"/>
                 <w:sz w:val="18"/>
               </w:rPr>
-              <w:t>fasting hypoglycaemia</w:t>
+              <w:t>fasting hypoglycemia</w:t>
             </w:r>
             <w:r>
               <w:rPr>
@@ -16166,57 +16166,39 @@
           <w:b w:val="0"/>
           <w:i w:val="0"/>
         </w:rPr>
-        <w:t>tools/check_pharm_contra.py</w:t>
+        <w:t xml:space="preserve"> Every row cites the deck and slide it came from, and is checked against that slide by </w:t>
       </w:r>
-    </w:p>
-    <w:p>
-      <w:pPr>
-        <w:spacing w:after="120"/>
-      </w:pPr>
       <w:r>
         <w:rPr>
+          <w:rFonts w:ascii="Consolas" w:hAnsi="Consolas"/>
           <w:b w:val="0"/>
           <w:i w:val="0"/>
+          <w:sz w:val="18"/>
         </w:rPr>
-        <w:t>tools/check_pharm_contra_coverage.py</w:t>
-      </w:r>
-    </w:p>
-    <w:p>
-      <w:pPr>
-        <w:spacing w:after="120"/>
-      </w:pPr>
-      <w:r>
-        <w:rPr>
-          <w:b w:val="0"/>
-          <w:i w:val="0"/>
-        </w:rPr>
-        <w:t>← Back to Homepage</w:t>
-      </w:r>
-    </w:p>
-    <w:p>
-      <w:pPr>
-        <w:spacing w:after="120"/>
-      </w:pPr>
-      <w:r>
-        <w:rPr>
-          <w:b w:val="0"/>
-          <w:i w:val="0"/>
-        </w:rPr>
-        <w:t xml:space="preserve">★ </w:t>
+        <w:t>tools/check_pharm_contra.py</w:t>
       </w:r>
       <w:r>
         <w:rPr>
           <w:b w:val="0"/>
           <w:i w:val="0"/>
         </w:rPr>
-        <w:t>If you see any mistakes, click here to report it</w:t>
+        <w:t xml:space="preserve"> before this page is written. Coverage is checked separately by </w:t>
+      </w:r>
+      <w:r>
+        <w:rPr>
+          <w:rFonts w:ascii="Consolas" w:hAnsi="Consolas"/>
+          <w:b w:val="0"/>
+          <w:i w:val="0"/>
+          <w:sz w:val="18"/>
+        </w:rPr>
+        <w:t>tools/check_pharm_contra_coverage.py</w:t>
       </w:r>
       <w:r>
         <w:rPr>
           <w:b w:val="0"/>
           <w:i w:val="0"/>
         </w:rPr>
-        <w:t xml:space="preserve"> ★</w:t>
+        <w:t xml:space="preserve">, which scans all 310 slides for anything a row missed. </w:t>
       </w:r>
     </w:p>
     <w:sectPr>
